--- a/downloads/Lentopay-PRD-v2.0.docx
+++ b/downloads/Lentopay-PRD-v2.0.docx
@@ -88,7 +88,7 @@
           <w:sz w:val="22"/>
           <w:szCs w:val="22"/>
         </w:rPr>
-        <w:t xml:space="preserve">Prepared for [Client] · Prepared by [Studio]</w:t>
+        <w:t xml:space="preserve">Prepared for Oshodi-Tapa Agboola · Prepared by [Studio]</w:t>
       </w:r>
     </w:p>
     <w:p>

--- a/downloads/Lentopay-PRD-v2.0.docx
+++ b/downloads/Lentopay-PRD-v2.0.docx
@@ -565,7 +565,7 @@
         <w:spacing w:after="120"/>
       </w:pPr>
       <w:r>
-        <w:t xml:space="preserve">Lentopay Exchange is a Nigeria-first crypto exchange and everyday-money app: buy, sell and swap crypto against USDT and naira, pay bills with crypto, trade gift cards, save in stablecoins, and (eventually) invest in tokenized assets. The product thesis is simple: Nigeria's crypto demand is enormous and stablecoin-shaped, the P2P gray market has been forcibly shut, and the SEC is now licensing regulated on/off-ramps. The winner in this window is the app that is licensed, liquid, and trusted — in that order.</w:t>
+        <w:t xml:space="preserve">Lentopay Exchange is a Nigeria-first crypto exchange and everyday-money app: buy, sell and swap crypto against USDT and naira, pay bills with crypto, trade gift cards, save in stablecoins, and (eventually) invest in tokenized assets. The product thesis is simple: Nigeria's crypto demand is enormous and stablecoin-shaped, the P2P gray market has been forcibly shut, and the SEC is now licensing regulated on/off-ramps. The winner in this window is the app that is licensed, liquid, and trusted - in that order.</w:t>
       </w:r>
     </w:p>
     <w:p>
@@ -588,7 +588,7 @@
         <w:t xml:space="preserve">Positioning note:</w:t>
       </w:r>
       <w:r>
-        <w:t xml:space="preserve"> Lentopay's voice is confident, warm and direct. Every flow tells the user exactly what happens next and when. Compliance is not fine print — "SEC-licensed, FIRS-reporting, NDPC-registered" is the brand's loudest trust signal in a post-CBEX market.</w:t>
+        <w:t xml:space="preserve"> Lentopay's voice is confident, warm and direct. Every flow tells the user exactly what happens next and when. Compliance is not fine print - "SEC-licensed, FIRS-reporting, NDPC-registered" is the brand's loudest trust signal in a post-CBEX market.</w:t>
       </w:r>
     </w:p>
     <w:p>
@@ -893,7 +893,7 @@
                 <w:sz w:val="19"/>
                 <w:szCs w:val="19"/>
               </w:rPr>
-              <w:t xml:space="preserve">5 phases (0–4) with entry/exit criteria; savings and E-Fund explicitly gated on SEC approvals</w:t>
+              <w:t xml:space="preserve">5 phases (0-4) with entry/exit criteria; savings and E-Fund explicitly gated on SEC approvals</w:t>
             </w:r>
           </w:p>
         </w:tc>
@@ -1131,7 +1131,7 @@
                 <w:sz w:val="19"/>
                 <w:szCs w:val="19"/>
               </w:rPr>
-              <w:t xml:space="preserve">1 story + 2–3 acceptance criteria each</w:t>
+              <w:t xml:space="preserve">1 story + 2-3 acceptance criteria each</w:t>
             </w:r>
           </w:p>
         </w:tc>
@@ -1220,7 +1220,7 @@
                 <w:sz w:val="19"/>
                 <w:szCs w:val="19"/>
               </w:rPr>
-              <w:t xml:space="preserve">—</w:t>
+              <w:t xml:space="preserve">-</w:t>
             </w:r>
           </w:p>
         </w:tc>
@@ -1961,7 +1961,7 @@
                 <w:sz w:val="19"/>
                 <w:szCs w:val="19"/>
               </w:rPr>
-              <w:t xml:space="preserve">Virtual-account bank rails (Providus/9PSB/Monnify) — mainstream PSPs contractually exclude crypto</w:t>
+              <w:t xml:space="preserve">Virtual-account bank rails (Providus/9PSB/Monnify) - mainstream PSPs contractually exclude crypto</w:t>
             </w:r>
           </w:p>
         </w:tc>
@@ -1993,7 +1993,7 @@
         <w:spacing w:after="120"/>
       </w:pPr>
       <w:r>
-        <w:t xml:space="preserve">Nigerians already use crypto at enormous scale — they lack a licensed, trustworthy, naira-native place to do it.</w:t>
+        <w:t xml:space="preserve">Nigerians already use crypto at enormous scale - they lack a licensed, trustworthy, naira-native place to do it.</w:t>
       </w:r>
     </w:p>
     <w:p>
@@ -2013,7 +2013,7 @@
         <w:t xml:space="preserve">The market is top-10 globally and growing.</w:t>
       </w:r>
       <w:r>
-        <w:t xml:space="preserve"> Nigeria received $92.1 billion in on-chain value between July 2024 and June 2025 — the largest in Sub-Saharan Africa and nearly 3x South Africa — and ranks 2nd globally on grassroots adoption (Chainalysis 2025). An estimated ~22 million Nigerians (~10.3% of the population) hold crypto.</w:t>
+        <w:t xml:space="preserve"> Nigeria received $92.1 billion in on-chain value between July 2024 and June 2025 - the largest in Sub-Saharan Africa and nearly 3x South Africa - and ranks 2nd globally on grassroots adoption (Chainalysis 2025). An estimated ~22 million Nigerians (~10.3% of the population) hold crypto.</w:t>
       </w:r>
     </w:p>
     <w:p>
@@ -2033,7 +2033,7 @@
         <w:t xml:space="preserve">Demand is stablecoin-shaped.</w:t>
       </w:r>
       <w:r>
-        <w:t xml:space="preserve"> Stablecoins are ~43% of Sub-Saharan Africa's crypto volume and Nigeria captures roughly 40% of the region's stablecoin inflows, dominated by USDT/USDC — driven by the naira's collapse from ~₦460/$ (mid-2023) to ~₦1,600/$ (early 2024) and ~35% inflation. Nigerians buy stablecoins to defend savings, not to speculate.</w:t>
+        <w:t xml:space="preserve"> Stablecoins are ~43% of Sub-Saharan Africa's crypto volume and Nigeria captures roughly 40% of the region's stablecoin inflows, dominated by USDT/USDC - driven by the naira's collapse from ~₦460/$ (mid-2023) to ~₦1,600/$ (early 2024) and ~35% inflation. Nigerians buy stablecoins to defend savings, not to speculate.</w:t>
       </w:r>
     </w:p>
     <w:p>
@@ -2053,7 +2053,7 @@
         <w:t xml:space="preserve">The gray market has been shut off, and regulated ramps are the sanctioned replacement.</w:t>
       </w:r>
       <w:r>
-        <w:t xml:space="preserve"> Binance delisted the naira from P2P in March 2024 under CBN/NSA pressure; the SEC moved to delist naira from P2P platforms generally. Licensed local exchanges are the SEC's stated preference — and the SEC expanded from 2 provisional licensees (2024) to ~11 Approval-in-Principle holders by July 2026, including Luno and KuCoin Nigeria. The licensed tier is filling up now.</w:t>
+        <w:t xml:space="preserve"> Binance delisted the naira from P2P in March 2024 under CBN/NSA pressure; the SEC moved to delist naira from P2P platforms generally. Licensed local exchanges are the SEC's stated preference - and the SEC expanded from 2 provisional licensees (2024) to ~11 Approval-in-Principle holders by July 2026, including Luno and KuCoin Nigeria. The licensed tier is filling up now.</w:t>
       </w:r>
     </w:p>
     <w:p>
@@ -2070,7 +2070,7 @@
           <w:b/>
           <w:bCs/>
         </w:rPr>
-        <w:t xml:space="preserve">Trust is the scarcest asset — and a moat.</w:t>
+        <w:t xml:space="preserve">Trust is the scarcest asset - and a moat.</w:t>
       </w:r>
       <w:r>
         <w:t xml:space="preserve"> The CBEX Ponzi collapse (April 2025) hit 200,000+ Nigerians; the SEC counts ₦316 billion lost to Ponzi schemes; Patricia's hack-and-IOU-token debacle and FTX contagion scarred the market. A platform that leads with licensing, proof-of-reserves and regulated custody converts this trauma into preference.</w:t>
@@ -2093,7 +2093,7 @@
         <w:t xml:space="preserve">Adjacent volume is real.</w:t>
       </w:r>
       <w:r>
-        <w:t xml:space="preserve"> Nigeria's gift card economy is ~$2 billion/year (an estimated 40–45 million cards traded), and remittances run ~$20 billion/year at ~8.45% average traditional fees versus sub-$1 stablecoin transfers.</w:t>
+        <w:t xml:space="preserve"> Nigeria's gift card economy is ~$2 billion/year (an estimated 40-45 million cards traded), and remittances run ~$20 billion/year at ~8.45% average traditional fees versus sub-$1 stablecoin transfers.</w:t>
       </w:r>
     </w:p>
     <w:p>
@@ -3375,7 +3375,7 @@
         <w:spacing w:after="120"/>
       </w:pPr>
       <w:r>
-        <w:t xml:space="preserve">Nigeria's crypto user base skews very young (~81.5% aged 18–34, near gender parity) and mobile-first, with Binance, Trust Wallet and P2P channels as incumbents. Three personas anchor design decisions:</w:t>
+        <w:t xml:space="preserve">Nigeria's crypto user base skews very young (~81.5% aged 18-34, near gender parity) and mobile-first, with Binance, Trust Wallet and P2P channels as incumbents. Three personas anchor design decisions:</w:t>
       </w:r>
     </w:p>
     <w:p>
@@ -3383,7 +3383,7 @@
         <w:pStyle w:val="Heading2"/>
       </w:pPr>
       <w:r>
-        <w:t xml:space="preserve">4.1 Emeka — 24, student &amp; gift card seller (Enugu)</w:t>
+        <w:t xml:space="preserve">4.1 Emeka - 24, student &amp; gift card seller (Enugu)</w:t>
       </w:r>
     </w:p>
     <w:p>
@@ -3391,7 +3391,7 @@
         <w:spacing w:after="120"/>
       </w:pPr>
       <w:r>
-        <w:t xml:space="preserve">Sells iTunes/Steam/Amazon gift cards from diaspora relatives and online gigs; currently uses WhatsApp/Telegram dealers and has been burned by rate-bait switches and fake payment alerts. Android phone, data-conscious, moves ₦20,000–₦150,000 per trade.</w:t>
+        <w:t xml:space="preserve">Sells iTunes/Steam/Amazon gift cards from diaspora relatives and online gigs; currently uses WhatsApp/Telegram dealers and has been burned by rate-bait switches and fake payment alerts. Android phone, data-conscious, moves ₦20,000-₦150,000 per trade.</w:t>
       </w:r>
     </w:p>
     <w:p>
@@ -3459,7 +3459,7 @@
         <w:pStyle w:val="Heading2"/>
       </w:pPr>
       <w:r>
-        <w:t xml:space="preserve">4.2 Adaeze — 31, remote product designer paid in USDT (Lagos)</w:t>
+        <w:t xml:space="preserve">4.2 Adaeze - 31, remote product designer paid in USDT (Lagos)</w:t>
       </w:r>
     </w:p>
     <w:p>
@@ -3467,7 +3467,7 @@
         <w:spacing w:after="120"/>
       </w:pPr>
       <w:r>
-        <w:t xml:space="preserve">Earns $1,500–$2,500/month from foreign clients in USDT (TRC20). Off-ramps monthly for rent and bills, keeps the rest in stablecoins as an inflation hedge. Financially literate, compares spreads across Busha, Quidax and informal OTC.</w:t>
+        <w:t xml:space="preserve">Earns $1,500-$2,500/month from foreign clients in USDT (TRC20). Off-ramps monthly for rent and bills, keeps the rest in stablecoins as an inflation hedge. Financially literate, compares spreads across Busha, Quidax and informal OTC.</w:t>
       </w:r>
     </w:p>
     <w:p>
@@ -3535,7 +3535,7 @@
         <w:pStyle w:val="Heading2"/>
       </w:pPr>
       <w:r>
-        <w:t xml:space="preserve">4.3 Mr. Okonkwo — 45, civil servant &amp; saver, post-CBEX skeptic (Abuja)</w:t>
+        <w:t xml:space="preserve">4.3 Mr. Okonkwo - 45, civil servant &amp; saver, post-CBEX skeptic (Abuja)</w:t>
       </w:r>
     </w:p>
     <w:p>
@@ -3620,7 +3620,7 @@
         <w:spacing w:after="120"/>
       </w:pPr>
       <w:r>
-        <w:t xml:space="preserve">This is the most important section of the document. In Nigeria, features are not sequenced by engineering difficulty — they are sequenced by regulatory permission. There is exactly one legal way in: SEC ARIP → Approval-in-Principle (AIP) → full VASP/DAX registration; and under the CBN's December 2023 guidelines, no SEC license means no Nigerian bank account. Realistic timeline: 9–18 months to AIP, plus ~12 months to full registration.</w:t>
+        <w:t xml:space="preserve">This is the most important section of the document. In Nigeria, features are not sequenced by engineering difficulty - they are sequenced by regulatory permission. There is exactly one legal way in: SEC ARIP → Approval-in-Principle (AIP) → full VASP/DAX registration; and under the CBN's December 2023 guidelines, no SEC license means no Nigerian bank account. Realistic timeline: 9-18 months to AIP, plus ~12 months to full registration.</w:t>
       </w:r>
     </w:p>
     <w:p>
@@ -3628,7 +3628,7 @@
         <w:pStyle w:val="Heading2"/>
       </w:pPr>
       <w:r>
-        <w:t xml:space="preserve">5.1 Phase 0 — Foundation &amp; Licensing (months 0–9; no public product)</w:t>
+        <w:t xml:space="preserve">5.1 Phase 0 - Foundation &amp; Licensing (months 0-9; no public product)</w:t>
       </w:r>
     </w:p>
     <w:p>
@@ -3654,7 +3654,7 @@
         <w:spacing w:after="60"/>
       </w:pPr>
       <w:r>
-        <w:t xml:space="preserve">Capitalize to the 2026 bar: ₦2B minimum paid-up capital for a DAX (SEC Circular 26-1), fidelity bond ≥25% of capital, ₦2M ARIP processing fee, ~₦30M registration fees. Realistic all-in: ₦2.1–2.5B (~$1.5–1.8M).</w:t>
+        <w:t xml:space="preserve">Capitalize to the 2026 bar: ₦2B minimum paid-up capital for a DAX (SEC Circular 26-1), fidelity bond ≥25% of capital, ₦2M ARIP processing fee, ~₦30M registration fees. Realistic all-in: ₦2.1-2.5B (~$1.5-1.8M).</w:t>
       </w:r>
     </w:p>
     <w:p>
@@ -3741,7 +3741,7 @@
         <w:pStyle w:val="Heading2"/>
       </w:pPr>
       <w:r>
-        <w:t xml:space="preserve">5.2 Phase 1 — MVP Public Launch (under AIP; months ~9–15)</w:t>
+        <w:t xml:space="preserve">5.2 Phase 1 - MVP Public Launch (under AIP; months ~9-15)</w:t>
       </w:r>
     </w:p>
     <w:p>
@@ -3761,7 +3761,7 @@
         <w:t xml:space="preserve">Features:</w:t>
       </w:r>
       <w:r>
-        <w:t xml:space="preserve"> custodial wallet (NGN + USDT + BTC + ETH); buy/sell/swap vs USDT and NGN (quote-based instant trade, not order book); NGN deposits/withdrawals via dedicated virtual accounts; on-chain deposits/withdrawals (TRC20/BEP20/ERC20/Bitcoin); internal P2P transfers by phone/email/username; KYC Tiers 0–3; bill payments via aggregator (airtime, data, electricity, TV); referrals; price alerts &amp; watchlist; in-app support center.</w:t>
+        <w:t xml:space="preserve"> custodial wallet (NGN + USDT + BTC + ETH); buy/sell/swap vs USDT and NGN (quote-based instant trade, not order book); NGN deposits/withdrawals via dedicated virtual accounts; on-chain deposits/withdrawals (TRC20/BEP20/ERC20/Bitcoin); internal P2P transfers by phone/email/username; KYC Tiers 0-3; bill payments via aggregator (airtime, data, electricity, TV); referrals; price alerts &amp; watchlist; in-app support center.</w:t>
       </w:r>
     </w:p>
     <w:p>
@@ -3781,7 +3781,7 @@
         <w:t xml:space="preserve">Regulatory gate:</w:t>
       </w:r>
       <w:r>
-        <w:t xml:space="preserve"> SEC AIP + VASP bank account (fiat ramp); bill-payment aggregator partnership (VTpass/Quickteller) — no own PSSP license needed since Lentopay never processes bills directly.</w:t>
+        <w:t xml:space="preserve"> SEC AIP + VASP bank account (fiat ramp); bill-payment aggregator partnership (VTpass/Quickteller) - no own PSSP license needed since Lentopay never processes bills directly.</w:t>
       </w:r>
     </w:p>
     <w:p>
@@ -3809,7 +3809,7 @@
         <w:pStyle w:val="Heading2"/>
       </w:pPr>
       <w:r>
-        <w:t xml:space="preserve">5.3 Phase 2 — Monetization Breadth (months ~15–21)</w:t>
+        <w:t xml:space="preserve">5.3 Phase 2 - Monetization Breadth (months ~15-21)</w:t>
       </w:r>
     </w:p>
     <w:p>
@@ -3849,7 +3849,7 @@
         <w:t xml:space="preserve">Regulatory gate:</w:t>
       </w:r>
       <w:r>
-        <w:t xml:space="preserve"> AML/KYC hardening for gift cards (BVN + government ID + selfie mandatory — matching incumbent practice); dedicated fraud-ops team staffed; SCUML/DNFBP registration question resolved with counsel.</w:t>
+        <w:t xml:space="preserve"> AML/KYC hardening for gift cards (BVN + government ID + selfie mandatory - matching incumbent practice); dedicated fraud-ops team staffed; SCUML/DNFBP registration question resolved with counsel.</w:t>
       </w:r>
     </w:p>
     <w:p>
@@ -3877,7 +3877,7 @@
         <w:pStyle w:val="Heading2"/>
       </w:pPr>
       <w:r>
-        <w:t xml:space="preserve">5.4 Phase 3 — Savings &amp; Real Trading (months ~21–30)</w:t>
+        <w:t xml:space="preserve">5.4 Phase 3 - Savings &amp; Real Trading (months ~21-30)</w:t>
       </w:r>
     </w:p>
     <w:p>
@@ -3945,7 +3945,7 @@
         <w:pStyle w:val="Heading2"/>
       </w:pPr>
       <w:r>
-        <w:t xml:space="preserve">5.5 Phase 4 — E-Fund (months 30+, or via partner)</w:t>
+        <w:t xml:space="preserve">5.5 Phase 4 - E-Fund (months 30+, or via partner)</w:t>
       </w:r>
     </w:p>
     <w:p>
@@ -3965,7 +3965,7 @@
         <w:t xml:space="preserve">Features:</w:t>
       </w:r>
       <w:r>
-        <w:t xml:space="preserve"> E-Fund — curated tokenized/unlisted asset offerings (pre-IPO, MSME instruments, commodities) with per-offer disclosures, ROI tracking, portfolio view.</w:t>
+        <w:t xml:space="preserve"> E-Fund - curated tokenized/unlisted asset offerings (pre-IPO, MSME instruments, commodities) with per-offer disclosures, ROI tracking, portfolio view.</w:t>
       </w:r>
     </w:p>
     <w:p>
@@ -3985,7 +3985,7 @@
         <w:t xml:space="preserve">Regulatory gate:</w:t>
       </w:r>
       <w:r>
-        <w:t xml:space="preserve"> the heaviest in the product. Tokenized real-world assets and debt/equity claims are squarely securities under ISA 2025. Requires a DAOP registration (tokenization platforms: ₦1B minimum capital) or, if structured as MSME crowdfunding, a Crowdfunding Intermediary license (₦100M capital, nominee/custodial structure, raise caps of ₦50–100M per issuer per 12 months) — plus SEC pre-clearance of every individual offer.</w:t>
+        <w:t xml:space="preserve"> the heaviest in the product. Tokenized real-world assets and debt/equity claims are squarely securities under ISA 2025. Requires a DAOP registration (tokenization platforms: ₦1B minimum capital) or, if structured as MSME crowdfunding, a Crowdfunding Intermediary license (₦100M capital, nominee/custodial structure, raise caps of ₦50-100M per issuer per 12 months) - plus SEC pre-clearance of every individual offer.</w:t>
       </w:r>
     </w:p>
     <w:p>
@@ -4953,7 +4953,7 @@
                 <w:sz w:val="19"/>
                 <w:szCs w:val="19"/>
               </w:rPr>
-              <w:t xml:space="preserve">Build into ledger from day one — launch-blocking system requirement</w:t>
+              <w:t xml:space="preserve">Build into ledger from day one - launch-blocking system requirement</w:t>
             </w:r>
           </w:p>
         </w:tc>
@@ -5000,7 +5000,7 @@
         <w:t xml:space="preserve">Conventions:</w:t>
       </w:r>
       <w:r>
-        <w:t xml:space="preserve"> all money movements are double-entry ledger transactions with an immutable status history. Every state transition emits an event (Section 12), a push/in-app notification, and — for terminal states — an email/SMS. Status copy follows brand voice: plain verbs, exact next step, honest timelines ("Your withdrawal is on its way. Banks usually credit within 5 minutes.").</w:t>
+        <w:t xml:space="preserve"> all money movements are double-entry ledger transactions with an immutable status history. Every state transition emits an event (Section 12), a push/in-app notification, and - for terminal states - an email/SMS. Status copy follows brand voice: plain verbs, exact next step, honest timelines ("Your withdrawal is on its way. Banks usually credit within 5 minutes.").</w:t>
       </w:r>
     </w:p>
     <w:p>
@@ -5122,10 +5122,10 @@
           <w:b/>
           <w:bCs/>
         </w:rPr>
-        <w:t xml:space="preserve">Edge — dust deposit:</w:t>
-      </w:r>
-      <w:r>
-        <w:t xml:space="preserve"> given an on-chain deposit below the dust/minimum threshold (e.g., &lt; 1 USDT), when it confirms, then it is NOT credited automatically; it appears in history as "Below minimum — contact support," is queued for ops review, and support can manually credit or return it. It must never silently vanish.</w:t>
+        <w:t xml:space="preserve">Edge - dust deposit:</w:t>
+      </w:r>
+      <w:r>
+        <w:t xml:space="preserve"> given an on-chain deposit below the dust/minimum threshold (e.g., &lt; 1 USDT), when it confirms, then it is NOT credited automatically; it appears in history as "Below minimum - contact support," is queued for ops review, and support can manually credit or return it. It must never silently vanish.</w:t>
       </w:r>
     </w:p>
     <w:p>
@@ -5142,7 +5142,7 @@
           <w:b/>
           <w:bCs/>
         </w:rPr>
-        <w:t xml:space="preserve">Edge — wrong-network deposit:</w:t>
+        <w:t xml:space="preserve">Edge - wrong-network deposit:</w:t>
       </w:r>
       <w:r>
         <w:t xml:space="preserve"> deposits on unsupported networks to a valid address are flagged to ops with a recovery-attempt SLA; user sees an honest "we're investigating" status.</w:t>
@@ -5258,7 +5258,7 @@
         <w:t xml:space="preserve">Error/empty states:</w:t>
       </w:r>
       <w:r>
-        <w:t xml:space="preserve"> empty deposit history shows a one-tap "Make your first deposit" CTA; webhook outage shows a banner ("Bank transfers are delayed ~10 minutes. Your money is safe — we'll credit it automatically."); address-generation failure retries silently and offers support after 10s.</w:t>
+        <w:t xml:space="preserve"> empty deposit history shows a one-tap "Make your first deposit" CTA; webhook outage shows a banner ("Bank transfers are delayed ~10 minutes. Your money is safe - we'll credit it automatically."); address-generation failure retries silently and offers support after 10s.</w:t>
       </w:r>
     </w:p>
     <w:p>
@@ -5380,7 +5380,7 @@
           <w:b/>
           <w:bCs/>
         </w:rPr>
-        <w:t xml:space="preserve">Edge — new device:</w:t>
+        <w:t xml:space="preserve">Edge - new device:</w:t>
       </w:r>
       <w:r>
         <w:t xml:space="preserve"> withdrawals to a non-whitelisted address from a device registered &lt; 24h ago are held for 24 hours (see Section 8), with clear countdown copy and a cancel option.</w:t>
@@ -5400,10 +5400,10 @@
           <w:b/>
           <w:bCs/>
         </w:rPr>
-        <w:t xml:space="preserve">Edge — velocity:</w:t>
-      </w:r>
-      <w:r>
-        <w:t xml:space="preserve"> transfers breaching Tier velocity rules (Section 9) queue for AML review rather than silently failing; user sees "Under review — usually cleared within 30 minutes."</w:t>
+        <w:t xml:space="preserve">Edge - velocity:</w:t>
+      </w:r>
+      <w:r>
+        <w:t xml:space="preserve"> transfers breaching Tier velocity rules (Section 9) queue for AML review rather than silently failing; user sees "Under review - usually cleared within 30 minutes."</w:t>
       </w:r>
     </w:p>
     <w:p>
@@ -5570,7 +5570,7 @@
         <w:spacing w:after="60"/>
       </w:pPr>
       <w:r>
-        <w:t xml:space="preserve">Given a Tier-1+ user with NGN balance, when they enter an amount (in ₦ or asset units — toggleable), then a firm quote with all-in price, fee line, and a 15-second countdown is shown.</w:t>
+        <w:t xml:space="preserve">Given a Tier-1+ user with NGN balance, when they enter an amount (in ₦ or asset units - toggleable), then a firm quote with all-in price, fee line, and a 15-second countdown is shown.</w:t>
       </w:r>
     </w:p>
     <w:p>
@@ -5596,7 +5596,7 @@
         <w:spacing w:after="60"/>
       </w:pPr>
       <w:r>
-        <w:t xml:space="preserve">Given the quote expires, then a fresh quote is fetched automatically — the trade never executes at an unshown price.</w:t>
+        <w:t xml:space="preserve">Given the quote expires, then a fresh quote is fetched automatically - the trade never executes at an unshown price.</w:t>
       </w:r>
     </w:p>
     <w:p>
@@ -5626,10 +5626,10 @@
           <w:b/>
           <w:bCs/>
         </w:rPr>
-        <w:t xml:space="preserve">Edge — liquidity gap:</w:t>
-      </w:r>
-      <w:r>
-        <w:t xml:space="preserve"> if the liquidity engine cannot fill within slippage tolerance, the order is auto-cancelled and fully refunded within 60 seconds, with an apology state — never partially executed silently.</w:t>
+        <w:t xml:space="preserve">Edge - liquidity gap:</w:t>
+      </w:r>
+      <w:r>
+        <w:t xml:space="preserve"> if the liquidity engine cannot fill within slippage tolerance, the order is auto-cancelled and fully refunded within 60 seconds, with an apology state - never partially executed silently.</w:t>
       </w:r>
     </w:p>
     <w:p>
@@ -5804,10 +5804,10 @@
           <w:b/>
           <w:bCs/>
         </w:rPr>
-        <w:t xml:space="preserve">Edge — name mismatch at link time:</w:t>
-      </w:r>
-      <w:r>
-        <w:t xml:space="preserve"> if resolved account name similarity is below threshold vs KYC name, linking fails with the resolved name shown ("This account belongs to CHIOMA A. OBI — it must match your verified name") and a path to fix KYC name or use a different account. Third-party payouts are not permitted (AML).</w:t>
+        <w:t xml:space="preserve">Edge - name mismatch at link time:</w:t>
+      </w:r>
+      <w:r>
+        <w:t xml:space="preserve"> if resolved account name similarity is below threshold vs KYC name, linking fails with the resolved name shown ("This account belongs to CHIOMA A. OBI - it must match your verified name") and a path to fix KYC name or use a different account. Third-party payouts are not permitted (AML).</w:t>
       </w:r>
     </w:p>
     <w:p>
@@ -5824,7 +5824,7 @@
           <w:b/>
           <w:bCs/>
         </w:rPr>
-        <w:t xml:space="preserve">Edge — bank rail failure:</w:t>
+        <w:t xml:space="preserve">Edge - bank rail failure:</w:t>
       </w:r>
       <w:r>
         <w:t xml:space="preserve"> failed payouts auto-reverse to the NGN wallet within 15 minutes with a notification; retries are user-initiated, never silent.</w:t>
@@ -5922,7 +5922,7 @@
         <w:spacing w:after="120"/>
       </w:pPr>
       <w:r>
-        <w:t xml:space="preserve">Pay airtime, data, electricity (prepaid/postpaid), and TV from NGN or crypto balances; crypto legs auto-convert at a shown rate. Fulfilled via a licensed aggregator (VTpass/Quickteller) — Lentopay never becomes the biller processor.</w:t>
+        <w:t xml:space="preserve">Pay airtime, data, electricity (prepaid/postpaid), and TV from NGN or crypto balances; crypto legs auto-convert at a shown rate. Fulfilled via a licensed aggregator (VTpass/Quickteller) - Lentopay never becomes the biller processor.</w:t>
       </w:r>
     </w:p>
     <w:p>
@@ -6015,7 +6015,7 @@
           <w:b/>
           <w:bCs/>
         </w:rPr>
-        <w:t xml:space="preserve">Edge — meter validation timeout with auto-refund:</w:t>
+        <w:t xml:space="preserve">Edge - meter validation timeout with auto-refund:</w:t>
       </w:r>
       <w:r>
         <w:t xml:space="preserve"> if the aggregator does not confirm within 60 seconds, then the transaction moves to PENDING with copy "Your payment is pending. If it fails, we refund automatically within 15 minutes." If unconfirmed at 15 minutes, the debit auto-refunds in full (including any converted crypto, refunded in NGN at the executed rate) and the user is notified. No manual claim needed.</w:t>
@@ -6035,7 +6035,7 @@
           <w:b/>
           <w:bCs/>
         </w:rPr>
-        <w:t xml:space="preserve">Edge — partial fulfillment (airtime delivered, receipt missing):</w:t>
+        <w:t xml:space="preserve">Edge - partial fulfillment (airtime delivered, receipt missing):</w:t>
       </w:r>
       <w:r>
         <w:t xml:space="preserve"> reconciliation job matches aggregator records hourly; discrepancies open ops tickets automatically.</w:t>
@@ -6112,7 +6112,7 @@
         <w:pStyle w:val="Heading2"/>
       </w:pPr>
       <w:r>
-        <w:t xml:space="preserve">6.6 E-Fund (Tokenized / Unlisted Asset Investing) — Phase 4</w:t>
+        <w:t xml:space="preserve">6.6 E-Fund (Tokenized / Unlisted Asset Investing) - Phase 4</w:t>
       </w:r>
     </w:p>
     <w:p>
@@ -6177,7 +6177,7 @@
         <w:spacing w:after="60"/>
       </w:pPr>
       <w:r>
-        <w:t xml:space="preserve">Given the E-Fund tab pre-launch, users see a compliant waitlist state — no simulated returns, no countdown hype.</w:t>
+        <w:t xml:space="preserve">Given the E-Fund tab pre-launch, users see a compliant waitlist state - no simulated returns, no countdown hype.</w:t>
       </w:r>
     </w:p>
     <w:p>
@@ -6220,7 +6220,7 @@
           <w:b/>
           <w:bCs/>
         </w:rPr>
-        <w:t xml:space="preserve">Edge — oversubscription:</w:t>
+        <w:t xml:space="preserve">Edge - oversubscription:</w:t>
       </w:r>
       <w:r>
         <w:t xml:space="preserve"> allocations are pro-rated per disclosed policy; excess funds auto-refund with a breakdown.</w:t>
@@ -6236,7 +6236,7 @@
         <w:spacing w:after="60"/>
       </w:pPr>
       <w:r>
-        <w:t xml:space="preserve">Historical performance displays actuals only, labeled "past performance is not a guarantee" — no projected ROI anywhere in UI or notifications.</w:t>
+        <w:t xml:space="preserve">Historical performance displays actuals only, labeled "past performance is not a guarantee" - no projected ROI anywhere in UI or notifications.</w:t>
       </w:r>
     </w:p>
     <w:p>
@@ -6298,7 +6298,7 @@
         <w:pStyle w:val="Heading2"/>
       </w:pPr>
       <w:r>
-        <w:t xml:space="preserve">6.7 Savings — Phase 3</w:t>
+        <w:t xml:space="preserve">6.7 Savings - Phase 3</w:t>
       </w:r>
     </w:p>
     <w:p>
@@ -6363,7 +6363,7 @@
         <w:spacing w:after="60"/>
       </w:pPr>
       <w:r>
-        <w:t xml:space="preserve">Given plan selection, when viewed, then the user sees: current variable APY (labeled "variable — changes with market conditions"), yield source disclosure, custodian name, lock terms, and early-withdrawal rules — all before committing.</w:t>
+        <w:t xml:space="preserve">Given plan selection, when viewed, then the user sees: current variable APY (labeled "variable - changes with market conditions"), yield source disclosure, custodian name, lock terms, and early-withdrawal rules - all before committing.</w:t>
       </w:r>
     </w:p>
     <w:p>
@@ -6406,10 +6406,10 @@
           <w:b/>
           <w:bCs/>
         </w:rPr>
-        <w:t xml:space="preserve">Edge — early withdrawal from fixed plan (penalty):</w:t>
-      </w:r>
-      <w:r>
-        <w:t xml:space="preserve"> user may break a fixed plan at any time; a confirmation screen shows exactly what is forfeited (accrued yield forfeited in full; principal always returned intact — never principal-at-risk) before PIN confirmation. History records the forfeited amount.</w:t>
+        <w:t xml:space="preserve">Edge - early withdrawal from fixed plan (penalty):</w:t>
+      </w:r>
+      <w:r>
+        <w:t xml:space="preserve"> user may break a fixed plan at any time; a confirmation screen shows exactly what is forfeited (accrued yield forfeited in full; principal always returned intact - never principal-at-risk) before PIN confirmation. History records the forfeited amount.</w:t>
       </w:r>
     </w:p>
     <w:p>
@@ -6497,7 +6497,7 @@
         <w:pStyle w:val="Heading2"/>
       </w:pPr>
       <w:r>
-        <w:t xml:space="preserve">6.8 Trade Coins (Spot) — quote-swap at MVP, order book Phase 3</w:t>
+        <w:t xml:space="preserve">6.8 Trade Coins (Spot) - quote-swap at MVP, order book Phase 3</w:t>
       </w:r>
     </w:p>
     <w:p>
@@ -6598,10 +6598,10 @@
           <w:b/>
           <w:bCs/>
         </w:rPr>
-        <w:t xml:space="preserve">Edge — partial fill:</w:t>
-      </w:r>
-      <w:r>
-        <w:t xml:space="preserve"> a limit order may fill in multiple partial executions; each partial fill credits immediately, updates the order's filled/remaining amounts, and generates its own trade record and fee line. If a user cancels after partial fill, only the unfilled remainder is cancelled — the UI must show "Filled 0.32 / 1.00 BTC" style copy, never a binary state.</w:t>
+        <w:t xml:space="preserve">Edge - partial fill:</w:t>
+      </w:r>
+      <w:r>
+        <w:t xml:space="preserve"> a limit order may fill in multiple partial executions; each partial fill credits immediately, updates the order's filled/remaining amounts, and generates its own trade record and fee line. If a user cancels after partial fill, only the unfilled remainder is cancelled - the UI must show "Filled 0.32 / 1.00 BTC" style copy, never a binary state.</w:t>
       </w:r>
     </w:p>
     <w:p>
@@ -6688,7 +6688,7 @@
         <w:pStyle w:val="Heading2"/>
       </w:pPr>
       <w:r>
-        <w:t xml:space="preserve">6.9 Trade Gift Cards — Phase 2</w:t>
+        <w:t xml:space="preserve">6.9 Trade Gift Cards - Phase 2</w:t>
       </w:r>
     </w:p>
     <w:p>
@@ -6703,7 +6703,7 @@
           <w:b/>
           <w:bCs/>
         </w:rPr>
-        <w:t xml:space="preserve">AML-heavy: Tier 2 KYC (BVN + government ID + selfie) required — matching incumbent practice, because gift cards are a documented proceeds channel for fraud.</w:t>
+        <w:t xml:space="preserve">AML-heavy: Tier 2 KYC (BVN + government ID + selfie) required - matching incumbent practice, because gift cards are a documented proceeds channel for fraud.</w:t>
       </w:r>
     </w:p>
     <w:p>
@@ -6796,7 +6796,7 @@
           <w:b/>
           <w:bCs/>
         </w:rPr>
-        <w:t xml:space="preserve">Edge — rejected after manual review:</w:t>
+        <w:t xml:space="preserve">Edge - rejected after manual review:</w:t>
       </w:r>
       <w:r>
         <w:t xml:space="preserve"> the rejection state must include a specific reason code (already redeemed, invalid code, mismatched region, unreadable image, suspected stolen), the evidence where safe to share (e.g., redemption timestamp), a resubmit path for fixable issues (better photo), and a one-tap escalation to the dispute center. Rejected cards are never partially paid without explicit user acceptance of a revised quote.</w:t>
@@ -6816,10 +6816,10 @@
           <w:b/>
           <w:bCs/>
         </w:rPr>
-        <w:t xml:space="preserve">Edge — post-payout clawback:</w:t>
-      </w:r>
-      <w:r>
-        <w:t xml:space="preserve"> if a card is reported stolen after payout, the case goes to the dispute process with account restrictions per AML policy — funds are frozen, not silently seized, and the user is notified of the process.</w:t>
+        <w:t xml:space="preserve">Edge - post-payout clawback:</w:t>
+      </w:r>
+      <w:r>
+        <w:t xml:space="preserve"> if a card is reported stolen after payout, the case goes to the dispute process with account restrictions per AML policy - funds are frozen, not silently seized, and the user is notified of the process.</w:t>
       </w:r>
     </w:p>
     <w:p>
@@ -7180,7 +7180,7 @@
         <w:spacing w:after="120"/>
       </w:pPr>
       <w:r>
-        <w:t xml:space="preserve">Structured help center, ticketing with SLAs, and a formal dispute flow tied to transactions. In a market where the incumbent "support channel" is a Telegram DM, visible, accountable support is a trust weapon — and disputes feed the AML/fraud program.</w:t>
+        <w:t xml:space="preserve">Structured help center, ticketing with SLAs, and a formal dispute flow tied to transactions. In a market where the incumbent "support channel" is a Telegram DM, visible, accountable support is a trust weapon - and disputes feed the AML/fraud program.</w:t>
       </w:r>
     </w:p>
     <w:p>
@@ -7309,7 +7309,7 @@
         <w:t xml:space="preserve">OPENED → TRIAGED → INVESTIGATING → (AWAITING_USER |) RESOLVED_UPHELD | RESOLVED_REVERSED</w:t>
       </w:r>
       <w:r>
-        <w:t xml:space="preserve"> — every transition timestamped and user-visible.</w:t>
+        <w:t xml:space="preserve"> - every transition timestamped and user-visible.</w:t>
       </w:r>
     </w:p>
     <w:p>
@@ -8289,7 +8289,7 @@
         <w:spacing w:after="120"/>
       </w:pPr>
       <w:r>
-        <w:t xml:space="preserve">Additional rules: single withdrawals &gt; ₦5,000,000 require step-up 2FA and treasury approval; corporate accounts follow a separate onboarding (CAC docs, directors' KYC, UBO declaration) — out of scope for MVP, targeted Phase 2.</w:t>
+        <w:t xml:space="preserve">Additional rules: single withdrawals &gt; ₦5,000,000 require step-up 2FA and treasury approval; corporate accounts follow a separate onboarding (CAC docs, directors' KYC, UBO declaration) - out of scope for MVP, targeted Phase 2.</w:t>
       </w:r>
     </w:p>
     <w:p>
@@ -8346,7 +8346,7 @@
         <w:t xml:space="preserve">Device binding:</w:t>
       </w:r>
       <w:r>
-        <w:t xml:space="preserve"> each session bound to a device fingerprint; new-device login requires 2FA + email confirmation; withdrawals from a device registered &lt; 24 hours are held 24 hours unless the destination is whitelisted (social engineering is Nigeria's #1 fraud vector — NIBSS).</w:t>
+        <w:t xml:space="preserve"> each session bound to a device fingerprint; new-device login requires 2FA + email confirmation; withdrawals from a device registered &lt; 24 hours are held 24 hours unless the destination is whitelisted (social engineering is Nigeria's #1 fraud vector - NIBSS).</w:t>
       </w:r>
     </w:p>
     <w:p>
@@ -8473,7 +8473,7 @@
         <w:spacing w:after="60"/>
       </w:pPr>
       <w:r>
-        <w:t xml:space="preserve">No commingling of corporate and customer assets — distinct ledger entities and on-chain segregation; customer fiat in designated VASP accounts per CBN guidelines.</w:t>
+        <w:t xml:space="preserve">No commingling of corporate and customer assets - distinct ledger entities and on-chain segregation; customer fiat in designated VASP accounts per CBN guidelines.</w:t>
       </w:r>
     </w:p>
     <w:p>
@@ -8520,7 +8520,7 @@
         <w:spacing w:after="60"/>
       </w:pPr>
       <w:r>
-        <w:t xml:space="preserve">Availability ≥ 99.9% monthly for trading, wallet, and auth (≤ 43 min downtime/month); planned maintenance announced 48h ahead, off-peak (2–5am WAT).</w:t>
+        <w:t xml:space="preserve">Availability ≥ 99.9% monthly for trading, wallet, and auth (≤ 43 min downtime/month); planned maintenance announced 48h ahead, off-peak (2-5am WAT).</w:t>
       </w:r>
     </w:p>
     <w:p>
@@ -8546,7 +8546,7 @@
         <w:spacing w:after="60"/>
       </w:pPr>
       <w:r>
-        <w:t xml:space="preserve">Capacity: launch-sized for 100k registered users / 10k DAU, load-tested at 10x expected peak (devaluation days cause volume spikes — a Nigeria-specific pattern).</w:t>
+        <w:t xml:space="preserve">Capacity: launch-sized for 100k registered users / 10k DAU, load-tested at 10x expected peak (devaluation days cause volume spikes - a Nigeria-specific pattern).</w:t>
       </w:r>
     </w:p>
     <w:p>
@@ -8606,7 +8606,7 @@
         <w:spacing w:after="60"/>
       </w:pPr>
       <w:r>
-        <w:t xml:space="preserve">User rights: export and deletion request flows (deletion subject to statutory retention overrides — see 9.6).</w:t>
+        <w:t xml:space="preserve">User rights: export and deletion request flows (deletion subject to statutory retention overrides - see 9.6).</w:t>
       </w:r>
     </w:p>
     <w:p>
@@ -8647,7 +8647,7 @@
         <w:t xml:space="preserve">Proof-of-reserves commitment:</w:t>
       </w:r>
       <w:r>
-        <w:t xml:space="preserve"> publish a PoR attestation (independent attestor, Merkle-tree user-verifiable) within 90 days of launch and quarterly thereafter — an explicit trust differentiator post-FTX/Patricia, and required for the savings product anyway.</w:t>
+        <w:t xml:space="preserve"> publish a PoR attestation (independent attestor, Merkle-tree user-verifiable) within 90 days of launch and quarterly thereafter - an explicit trust differentiator post-FTX/Patricia, and required for the savings product anyway.</w:t>
       </w:r>
     </w:p>
     <w:p>
@@ -8744,7 +8744,7 @@
         <w:t xml:space="preserve">9.4 FIRS monthly transaction reporting (Nigeria Tax Act / NTAA 2025, in force Jan 1, 2026):</w:t>
       </w:r>
       <w:r>
-        <w:t xml:space="preserve"> automated monthly export of per-user identities, transaction details, dates, asset types, and naira values; filing calendar with alerting (penalties start at ₦100,000/month); user-facing annual statement + in-app disclosure that gains may be taxable (10% CGT baseline vs up to 25% as income — final gazetted rates to be confirmed by tax counsel before building tax-estimate UI).</w:t>
+        <w:t xml:space="preserve"> automated monthly export of per-user identities, transaction details, dates, asset types, and naira values; filing calendar with alerting (penalties start at ₦100,000/month); user-facing annual statement + in-app disclosure that gains may be taxable (10% CGT baseline vs up to 25% as income - final gazetted rates to be confirmed by tax counsel before building tax-estimate UI).</w:t>
       </w:r>
     </w:p>
     <w:p>
@@ -8764,7 +8764,7 @@
         <w:t xml:space="preserve">9.5 Travel rule:</w:t>
       </w:r>
       <w:r>
-        <w:t xml:space="preserve"> no gazetted Nigerian threshold yet, but FATF-aligned adoption is signaled — implement travel-rule-capable messaging (originator/beneficiary data via custody/compliance vendor network) now, toggled on when the instrument lands.</w:t>
+        <w:t xml:space="preserve"> no gazetted Nigerian threshold yet, but FATF-aligned adoption is signaled - implement travel-rule-capable messaging (originator/beneficiary data via custody/compliance vendor network) now, toggled on when the instrument lands.</w:t>
       </w:r>
     </w:p>
     <w:p>
@@ -8841,7 +8841,7 @@
         <w:t xml:space="preserve">Mobile:</w:t>
       </w:r>
       <w:r>
-        <w:t xml:space="preserve"> React Native (single codebase, OTA updates via CodePush-equivalent for rapid compliance-copy changes; Flutter is an acceptable alternative — decide by team hiring pool). Data-light design: aggressive caching, image-free critical paths.</w:t>
+        <w:t xml:space="preserve"> React Native (single codebase, OTA updates via CodePush-equivalent for rapid compliance-copy changes; Flutter is an acceptable alternative - decide by team hiring pool). Data-light design: aggressive caching, image-free critical paths.</w:t>
       </w:r>
     </w:p>
     <w:p>
@@ -8921,7 +8921,7 @@
         <w:t xml:space="preserve">Wallets:</w:t>
       </w:r>
       <w:r>
-        <w:t xml:space="preserve"> omnibus hot/cold model — per-user deposit addresses sweep to treasury; internal transfers are ledger-only (instant, free); external withdrawals signed via MPC with policy quorums.</w:t>
+        <w:t xml:space="preserve"> omnibus hot/cold model - per-user deposit addresses sweep to treasury; internal transfers are ledger-only (instant, free); external withdrawals signed via MPC with policy quorums.</w:t>
       </w:r>
     </w:p>
     <w:p>
@@ -9582,7 +9582,7 @@
                 <w:sz w:val="19"/>
                 <w:szCs w:val="19"/>
               </w:rPr>
-              <w:t xml:space="preserve">9PSB, Monnify. NOT Paystack/Flutterwave — both contractually exclude crypto businesses; revisit post-CBN 2026 pilot. Price in counterparty policy risk (Providus 2021 precedent) — dual-rail from day one</w:t>
+              <w:t xml:space="preserve">9PSB, Monnify. NOT Paystack/Flutterwave - both contractually exclude crypto businesses; revisit post-CBN 2026 pilot. Price in counterparty policy risk (Providus 2021 precedent) - dual-rail from day one</w:t>
             </w:r>
           </w:p>
         </w:tc>
@@ -9849,7 +9849,7 @@
                 <w:sz w:val="19"/>
                 <w:szCs w:val="19"/>
               </w:rPr>
-              <w:t xml:space="preserve">Binance/Bybit API hedging (deepest books; manage Nigeria political risk — offshore hedging entity, no naira P2P exposure)</w:t>
+              <w:t xml:space="preserve">Binance/Bybit API hedging (deepest books; manage Nigeria political risk - offshore hedging entity, no naira P2P exposure)</w:t>
             </w:r>
           </w:p>
         </w:tc>
@@ -10116,7 +10116,7 @@
                 <w:sz w:val="19"/>
                 <w:szCs w:val="19"/>
               </w:rPr>
-              <w:t xml:space="preserve">SMS receipts for bills — market expectation</w:t>
+              <w:t xml:space="preserve">SMS receipts for bills - market expectation</w:t>
             </w:r>
           </w:p>
         </w:tc>
@@ -10562,7 +10562,7 @@
                 <w:sz w:val="19"/>
                 <w:szCs w:val="19"/>
               </w:rPr>
-              <w:t xml:space="preserve">Spreads per pair, fee schedules, gift card rate boards, bill-payment margins — all versioned, maker-checker, effective-dated</w:t>
+              <w:t xml:space="preserve">Spreads per pair, fee schedules, gift card rate boards, bill-payment margins - all versioned, maker-checker, effective-dated</w:t>
             </w:r>
           </w:p>
         </w:tc>
@@ -13081,7 +13081,7 @@
                 <w:sz w:val="19"/>
                 <w:szCs w:val="19"/>
               </w:rPr>
-              <w:t xml:space="preserve">Licensing delay (SEC ARIP slower than 9–18mo)</w:t>
+              <w:t xml:space="preserve">Licensing delay (SEC ARIP slower than 9-18mo)</w:t>
             </w:r>
           </w:p>
         </w:tc>
@@ -13139,7 +13139,7 @@
                 <w:sz w:val="19"/>
                 <w:szCs w:val="19"/>
               </w:rPr>
-              <w:t xml:space="preserve">Critical — no launch, no bank account</w:t>
+              <w:t xml:space="preserve">Critical - no launch, no bank account</w:t>
             </w:r>
           </w:p>
         </w:tc>
@@ -13375,7 +13375,7 @@
                 <w:sz w:val="19"/>
                 <w:szCs w:val="19"/>
               </w:rPr>
-              <w:t xml:space="preserve">High — fiat ramp dies</w:t>
+              <w:t xml:space="preserve">High - fiat ramp dies</w:t>
             </w:r>
           </w:p>
         </w:tc>
@@ -13464,7 +13464,7 @@
                 <w:sz w:val="19"/>
                 <w:szCs w:val="19"/>
               </w:rPr>
-              <w:t xml:space="preserve">Low–Medium</w:t>
+              <w:t xml:space="preserve">Low-Medium</w:t>
             </w:r>
           </w:p>
         </w:tc>
@@ -13493,7 +13493,7 @@
                 <w:sz w:val="19"/>
                 <w:szCs w:val="19"/>
               </w:rPr>
-              <w:t xml:space="preserve">Critical — Patricia showed it's fatal</w:t>
+              <w:t xml:space="preserve">Critical - Patricia showed it's fatal</w:t>
             </w:r>
           </w:p>
         </w:tc>
@@ -13611,7 +13611,7 @@
                 <w:sz w:val="19"/>
                 <w:szCs w:val="19"/>
               </w:rPr>
-              <w:t xml:space="preserve">High — CBN debits receiving institutions for fraud proceeds</w:t>
+              <w:t xml:space="preserve">High - CBN debits receiving institutions for fraud proceeds</w:t>
             </w:r>
           </w:p>
         </w:tc>
@@ -13729,7 +13729,7 @@
                 <w:sz w:val="19"/>
                 <w:szCs w:val="19"/>
               </w:rPr>
-              <w:t xml:space="preserve">Medium–High</w:t>
+              <w:t xml:space="preserve">Medium-High</w:t>
             </w:r>
           </w:p>
         </w:tc>
@@ -13847,7 +13847,7 @@
                 <w:sz w:val="19"/>
                 <w:szCs w:val="19"/>
               </w:rPr>
-              <w:t xml:space="preserve">Medium — volume spikes + political heat</w:t>
+              <w:t xml:space="preserve">Medium - volume spikes + political heat</w:t>
             </w:r>
           </w:p>
         </w:tc>
@@ -13965,7 +13965,7 @@
                 <w:sz w:val="19"/>
                 <w:szCs w:val="19"/>
               </w:rPr>
-              <w:t xml:space="preserve">Medium — wide spreads kill Adaeze's use case</w:t>
+              <w:t xml:space="preserve">Medium - wide spreads kill Adaeze's use case</w:t>
             </w:r>
           </w:p>
         </w:tc>
@@ -14274,7 +14274,7 @@
         <w:t xml:space="preserve">Entity status:</w:t>
       </w:r>
       <w:r>
-        <w:t xml:space="preserve"> Is a Nigerian entity already incorporated with a physical office and resident CEO/MD — and who are the four principal officers (including MLRO) we will put through SEC fit-and-proper?</w:t>
+        <w:t xml:space="preserve"> Is a Nigerian entity already incorporated with a physical office and resident CEO/MD - and who are the four principal officers (including MLRO) we will put through SEC fit-and-proper?</w:t>
       </w:r>
     </w:p>
     <w:p>
@@ -14294,7 +14294,7 @@
         <w:t xml:space="preserve">Capital plan:</w:t>
       </w:r>
       <w:r>
-        <w:t xml:space="preserve"> How will the ₦2B minimum capital (plus ~₦2.1–2.5B all-in) be funded and evidenced — existing balance sheet, committed raise, or staged against AIP milestones?</w:t>
+        <w:t xml:space="preserve"> How will the ₦2B minimum capital (plus ~₦2.1-2.5B all-in) be funded and evidenced - existing balance sheet, committed raise, or staged against AIP milestones?</w:t>
       </w:r>
     </w:p>
     <w:p>
@@ -14314,7 +14314,7 @@
         <w:t xml:space="preserve">Build vs partner on the license:</w:t>
       </w:r>
       <w:r>
-        <w:t xml:space="preserve"> What is your appetite for the partner/acquire route (e.g., an existing AIP holder) if ARIP timing threatens the launch window — and at what cost ceiling?</w:t>
+        <w:t xml:space="preserve"> What is your appetite for the partner/acquire route (e.g., an existing AIP holder) if ARIP timing threatens the launch window - and at what cost ceiling?</w:t>
       </w:r>
     </w:p>
     <w:p>
@@ -14334,7 +14334,7 @@
         <w:t xml:space="preserve">Fee posture:</w:t>
       </w:r>
       <w:r>
-        <w:t xml:space="preserve"> Target trading spread/fees vs Busha/Quidax/Luno (e.g., all-in 1.0–1.5% on instant swap, 0.1/0.2% maker/taker later)? Where do we accept thinner margin to win (withdrawals? bills?)?</w:t>
+        <w:t xml:space="preserve"> Target trading spread/fees vs Busha/Quidax/Luno (e.g., all-in 1.0-1.5% on instant swap, 0.1/0.2% maker/taker later)? Where do we accept thinner margin to win (withdrawals? bills?)?</w:t>
       </w:r>
     </w:p>
     <w:p>
@@ -14354,7 +14354,7 @@
         <w:t xml:space="preserve">Custody budget &amp; vendor:</w:t>
       </w:r>
       <w:r>
-        <w:t xml:space="preserve"> Fireblocks-tier spend (approx. $10k+/month) vs Blockradar-tier — and do you accept the dual requirement of MPC infra plus an SEC-registered custodian for Phase 3 products?</w:t>
+        <w:t xml:space="preserve"> Fireblocks-tier spend (approx. $10k+/month) vs Blockradar-tier - and do you accept the dual requirement of MPC infra plus an SEC-registered custodian for Phase 3 products?</w:t>
       </w:r>
     </w:p>
     <w:p>
@@ -14394,7 +14394,7 @@
         <w:t xml:space="preserve">E-Fund conviction:</w:t>
       </w:r>
       <w:r>
-        <w:t xml:space="preserve"> Is E-Fund a strategic pillar worth a ₦100M–₦1B licensing commitment, or a Phase-4 experiment best run through a licensed DAOP partner? Which asset classes first?</w:t>
+        <w:t xml:space="preserve"> Is E-Fund a strategic pillar worth a ₦100M-₦1B licensing commitment, or a Phase-4 experiment best run through a licensed DAOP partner? Which asset classes first?</w:t>
       </w:r>
     </w:p>
     <w:p>
@@ -14434,7 +14434,7 @@
         <w:t xml:space="preserve">Geographic scope:</w:t>
       </w:r>
       <w:r>
-        <w:t xml:space="preserve"> Nigeria-only for the first 24 months, or is diaspora on-ramp (remittance corridor) in scope — which changes licensing, rails and marketing materially?</w:t>
+        <w:t xml:space="preserve"> Nigeria-only for the first 24 months, or is diaspora on-ramp (remittance corridor) in scope - which changes licensing, rails and marketing materially?</w:t>
       </w:r>
     </w:p>
     <w:p>
@@ -14454,7 +14454,7 @@
         <w:t xml:space="preserve">Brand tolerance for compliance friction:</w:t>
       </w:r>
       <w:r>
-        <w:t xml:space="preserve"> Are you comfortable that Tier 0 cannot fund at all and gift cards require Tier 2 — i.e., we deliberately lose some volume to fraud-heavy segments to protect the license?</w:t>
+        <w:t xml:space="preserve"> Are you comfortable that Tier 0 cannot fund at all and gift cards require Tier 2 - i.e., we deliberately lose some volume to fraud-heavy segments to protect the license?</w:t>
       </w:r>
     </w:p>
     <w:p>
@@ -14616,7 +14616,7 @@
                 <w:sz w:val="19"/>
                 <w:szCs w:val="19"/>
               </w:rPr>
-              <w:t xml:space="preserve">Approval-in-Principle — SEC provisional authorization under ARIP, valid up to 12 months before full registration</w:t>
+              <w:t xml:space="preserve">Approval-in-Principle - SEC provisional authorization under ARIP, valid up to 12 months before full registration</w:t>
             </w:r>
           </w:p>
         </w:tc>
@@ -14676,7 +14676,7 @@
                 <w:sz w:val="19"/>
                 <w:szCs w:val="19"/>
               </w:rPr>
-              <w:t xml:space="preserve">Accelerated Regulatory Incubation Programme — SEC onboarding path for VASPs (June 2024)</w:t>
+              <w:t xml:space="preserve">Accelerated Regulatory Incubation Programme - SEC onboarding path for VASPs (June 2024)</w:t>
             </w:r>
           </w:p>
         </w:tc>
@@ -14736,7 +14736,7 @@
                 <w:sz w:val="19"/>
                 <w:szCs w:val="19"/>
               </w:rPr>
-              <w:t xml:space="preserve">Bank Verification Number / National Identity Number — Nigeria's core identity rails</w:t>
+              <w:t xml:space="preserve">Bank Verification Number / National Identity Number - Nigeria's core identity rails</w:t>
             </w:r>
           </w:p>
         </w:tc>
@@ -15036,7 +15036,7 @@
                 <w:sz w:val="19"/>
                 <w:szCs w:val="19"/>
               </w:rPr>
-              <w:t xml:space="preserve">Investments and Securities Act 2025 — digital assets are statutorily securities; Ponzi operation criminalized</w:t>
+              <w:t xml:space="preserve">Investments and Securities Act 2025 - digital assets are statutorily securities; Ponzi operation criminalized</w:t>
             </w:r>
           </w:p>
         </w:tc>
@@ -15096,7 +15096,7 @@
                 <w:sz w:val="19"/>
                 <w:szCs w:val="19"/>
               </w:rPr>
-              <w:t xml:space="preserve">Know Your Transaction — on-chain screening of deposit/withdrawal counterparties</w:t>
+              <w:t xml:space="preserve">Know Your Transaction - on-chain screening of deposit/withdrawal counterparties</w:t>
             </w:r>
           </w:p>
         </w:tc>
@@ -15216,7 +15216,7 @@
                 <w:sz w:val="19"/>
                 <w:szCs w:val="19"/>
               </w:rPr>
-              <w:t xml:space="preserve">Multi-party computation custody — key shards distributed, quorum signing</w:t>
+              <w:t xml:space="preserve">Multi-party computation custody - key shards distributed, quorum signing</w:t>
             </w:r>
           </w:p>
         </w:tc>
@@ -15336,7 +15336,7 @@
                 <w:sz w:val="19"/>
                 <w:szCs w:val="19"/>
               </w:rPr>
-              <w:t xml:space="preserve">Proof of reserves — attestation that customer liabilities are fully backed</w:t>
+              <w:t xml:space="preserve">Proof of reserves - attestation that customer liabilities are fully backed</w:t>
             </w:r>
           </w:p>
         </w:tc>
@@ -15456,7 +15456,7 @@
                 <w:sz w:val="19"/>
                 <w:szCs w:val="19"/>
               </w:rPr>
-              <w:t xml:space="preserve">Special Control Unit against Money Laundering (EFCC) — DNFBP supervision</w:t>
+              <w:t xml:space="preserve">Special Control Unit against Money Laundering (EFCC) - DNFBP supervision</w:t>
             </w:r>
           </w:p>
         </w:tc>
@@ -16125,7 +16125,7 @@
         <w:sz w:val="17"/>
         <w:szCs w:val="17"/>
       </w:rPr>
-      <w:t xml:space="preserve">Lentopay Exchange — PRD v2.0 · Confidential</w:t>
+      <w:t xml:space="preserve">Lentopay Exchange - PRD v2.0 · Confidential</w:t>
     </w:r>
   </w:p>
 </w:hdr>

--- a/downloads/Lentopay-PRD-v2.0.docx
+++ b/downloads/Lentopay-PRD-v2.0.docx
@@ -88,7 +88,7 @@
           <w:sz w:val="22"/>
           <w:szCs w:val="22"/>
         </w:rPr>
-        <w:t xml:space="preserve">Prepared for Oshodi-Tapa Agboola · Prepared by [Studio]</w:t>
+        <w:t xml:space="preserve">Prepared for Oshodi-Tapa Agboola · Prepared by Dexter Cyberlab · www.dextercyberlab.com</w:t>
       </w:r>
     </w:p>
     <w:p>
@@ -474,7 +474,7 @@
                 <w:sz w:val="19"/>
                 <w:szCs w:val="19"/>
               </w:rPr>
-              <w:t xml:space="preserve">[Studio]</w:t>
+              <w:t xml:space="preserve">Dexter Cyberlab</w:t>
             </w:r>
           </w:p>
         </w:tc>
@@ -15573,8 +15573,8 @@
       <w:tblGrid>
         <w:gridCol w:w="900"/>
         <w:gridCol w:w="900"/>
-        <w:gridCol w:w="900"/>
-        <w:gridCol w:w="6660"/>
+        <w:gridCol w:w="1180"/>
+        <w:gridCol w:w="6380"/>
       </w:tblGrid>
       <w:tr>
         <w:trPr>
@@ -15648,7 +15648,7 @@
         </w:tc>
         <w:tc>
           <w:tcPr>
-            <w:tcW w:type="dxa" w:w="900"/>
+            <w:tcW w:type="dxa" w:w="1180"/>
             <w:tcBorders>
               <w:top w:val="single" w:color="CCCCCC" w:sz="1"/>
               <w:left w:val="single" w:color="CCCCCC" w:sz="1"/>
@@ -15681,7 +15681,7 @@
         </w:tc>
         <w:tc>
           <w:tcPr>
-            <w:tcW w:type="dxa" w:w="6660"/>
+            <w:tcW w:type="dxa" w:w="6380"/>
             <w:tcBorders>
               <w:top w:val="single" w:color="CCCCCC" w:sz="1"/>
               <w:left w:val="single" w:color="CCCCCC" w:sz="1"/>
@@ -15774,7 +15774,7 @@
         </w:tc>
         <w:tc>
           <w:tcPr>
-            <w:tcW w:type="dxa" w:w="900"/>
+            <w:tcW w:type="dxa" w:w="1180"/>
             <w:tcBorders>
               <w:top w:val="single" w:color="CCCCCC" w:sz="1"/>
               <w:left w:val="single" w:color="CCCCCC" w:sz="1"/>
@@ -15803,7 +15803,7 @@
         </w:tc>
         <w:tc>
           <w:tcPr>
-            <w:tcW w:type="dxa" w:w="6660"/>
+            <w:tcW w:type="dxa" w:w="6380"/>
             <w:tcBorders>
               <w:top w:val="single" w:color="CCCCCC" w:sz="1"/>
               <w:left w:val="single" w:color="CCCCCC" w:sz="1"/>
@@ -15892,36 +15892,36 @@
         </w:tc>
         <w:tc>
           <w:tcPr>
-            <w:tcW w:type="dxa" w:w="900"/>
-            <w:tcBorders>
-              <w:top w:val="single" w:color="CCCCCC" w:sz="1"/>
-              <w:left w:val="single" w:color="CCCCCC" w:sz="1"/>
-              <w:bottom w:val="single" w:color="CCCCCC" w:sz="1"/>
-              <w:right w:val="single" w:color="CCCCCC" w:sz="1"/>
-            </w:tcBorders>
-            <w:tcMar>
-              <w:top w:type="dxa" w:w="80"/>
-              <w:left w:type="dxa" w:w="120"/>
-              <w:bottom w:type="dxa" w:w="80"/>
-              <w:right w:type="dxa" w:w="120"/>
-            </w:tcMar>
-          </w:tcPr>
-          <w:p>
-            <w:pPr>
-              <w:spacing w:after="0"/>
-            </w:pPr>
-            <w:r>
-              <w:rPr>
-                <w:sz w:val="19"/>
-                <w:szCs w:val="19"/>
-              </w:rPr>
-              <w:t xml:space="preserve">[Studio]</w:t>
-            </w:r>
-          </w:p>
-        </w:tc>
-        <w:tc>
-          <w:tcPr>
-            <w:tcW w:type="dxa" w:w="6660"/>
+            <w:tcW w:type="dxa" w:w="1180"/>
+            <w:tcBorders>
+              <w:top w:val="single" w:color="CCCCCC" w:sz="1"/>
+              <w:left w:val="single" w:color="CCCCCC" w:sz="1"/>
+              <w:bottom w:val="single" w:color="CCCCCC" w:sz="1"/>
+              <w:right w:val="single" w:color="CCCCCC" w:sz="1"/>
+            </w:tcBorders>
+            <w:tcMar>
+              <w:top w:type="dxa" w:w="80"/>
+              <w:left w:type="dxa" w:w="120"/>
+              <w:bottom w:type="dxa" w:w="80"/>
+              <w:right w:type="dxa" w:w="120"/>
+            </w:tcMar>
+          </w:tcPr>
+          <w:p>
+            <w:pPr>
+              <w:spacing w:after="0"/>
+            </w:pPr>
+            <w:r>
+              <w:rPr>
+                <w:sz w:val="19"/>
+                <w:szCs w:val="19"/>
+              </w:rPr>
+              <w:t xml:space="preserve">Dexter Cyberlab</w:t>
+            </w:r>
+          </w:p>
+        </w:tc>
+        <w:tc>
+          <w:tcPr>
+            <w:tcW w:type="dxa" w:w="6380"/>
             <w:tcBorders>
               <w:top w:val="single" w:color="CCCCCC" w:sz="1"/>
               <w:left w:val="single" w:color="CCCCCC" w:sz="1"/>
